--- a/docs/researchhub-migration-executive-summary.docx
+++ b/docs/researchhub-migration-executive-summary.docx
@@ -586,7 +586,7 @@
               <w:pStyle w:val="Compact"/>
             </w:pPr>
             <w:r>
-              <w:t xml:space="preserve">Low — straightforward text and URL transfer</w:t>
+              <w:t xml:space="preserve">Medium — has Base64 image field, two many-to-many relations to articles and datasets</w:t>
             </w:r>
           </w:p>
         </w:tc>
